--- a/World Cup Betting Matrix.docx
+++ b/World Cup Betting Matrix.docx
@@ -1208,44 +1208,25 @@
               <w:t>📏</w:t>
             </w:r>
             <w:r>
-              <w:t xml:space="preserve"> Correct</w:t>
-            </w:r>
-            <w:r>
-              <w:t xml:space="preserve"> result </w:t>
-            </w:r>
-            <w:r>
-              <w:rPr>
-                <w:b/>
-                <w:bCs/>
-              </w:rPr>
-              <w:t xml:space="preserve">+ correct goal </w:t>
-            </w:r>
-            <w:r>
-              <w:rPr>
-                <w:b/>
-                <w:bCs/>
-              </w:rPr>
-              <w:t>difference</w:t>
-            </w:r>
-            <w:r>
-              <w:rPr>
-                <w:i/>
-                <w:iCs/>
-                <w:color w:val="607080"/>
-                <w:sz w:val="18"/>
-                <w:szCs w:val="18"/>
-              </w:rPr>
-              <w:t xml:space="preserve"> (</w:t>
-            </w:r>
-            <w:r>
-              <w:rPr>
-                <w:i/>
-                <w:iCs/>
-                <w:color w:val="607080"/>
-                <w:sz w:val="18"/>
-                <w:szCs w:val="18"/>
-              </w:rPr>
-              <w:t>does not apply to draws)</w:t>
+              <w:t xml:space="preserve"> If you bet draw and </w:t>
+            </w:r>
+            <w:r>
+              <w:t>guessed</w:t>
+            </w:r>
+            <w:r>
+              <w:t xml:space="preserve"> </w:t>
+            </w:r>
+            <w:r>
+              <w:t>the</w:t>
+            </w:r>
+            <w:r>
+              <w:t xml:space="preserve"> penalty </w:t>
+            </w:r>
+            <w:r>
+              <w:t xml:space="preserve">winner </w:t>
+            </w:r>
+            <w:r>
+              <w:t>or if you said victory and the team won at penalty shootout:</w:t>
             </w:r>
           </w:p>
         </w:tc>
@@ -1270,6 +1251,97 @@
           <w:p>
             <w:pPr>
               <w:jc w:val="center"/>
+            </w:pPr>
+            <w:r>
+              <w:rPr>
+                <w:b/>
+                <w:bCs/>
+                <w:color w:val="1E6B3C"/>
+              </w:rPr>
+              <w:t>1pt</w:t>
+            </w:r>
+          </w:p>
+        </w:tc>
+      </w:tr>
+      <w:tr>
+        <w:tc>
+          <w:tcPr>
+            <w:tcW w:w="6360" w:type="dxa"/>
+            <w:tcBorders>
+              <w:top w:val="single" w:sz="1" w:space="0" w:color="CCCCCC"/>
+              <w:left w:val="single" w:sz="1" w:space="0" w:color="CCCCCC"/>
+              <w:bottom w:val="single" w:sz="1" w:space="0" w:color="CCCCCC"/>
+              <w:right w:val="single" w:sz="1" w:space="0" w:color="CCCCCC"/>
+            </w:tcBorders>
+            <w:shd w:val="clear" w:color="auto" w:fill="FFFFFF"/>
+            <w:tcMar>
+              <w:top w:w="100" w:type="dxa"/>
+              <w:left w:w="150" w:type="dxa"/>
+              <w:bottom w:w="100" w:type="dxa"/>
+              <w:right w:w="150" w:type="dxa"/>
+            </w:tcMar>
+            <w:vAlign w:val="center"/>
+          </w:tcPr>
+          <w:p>
+            <w:pPr>
+              <w:rPr>
+                <w:rFonts w:ascii="Segoe UI Emoji" w:hAnsi="Segoe UI Emoji" w:cs="Segoe UI Emoji"/>
+              </w:rPr>
+            </w:pPr>
+            <w:r>
+              <w:rPr>
+                <w:rFonts w:ascii="Segoe UI Emoji" w:hAnsi="Segoe UI Emoji" w:cs="Segoe UI Emoji"/>
+              </w:rPr>
+              <w:t>📏</w:t>
+            </w:r>
+            <w:r>
+              <w:t xml:space="preserve"> Correct result </w:t>
+            </w:r>
+            <w:r>
+              <w:rPr>
+                <w:b/>
+                <w:bCs/>
+              </w:rPr>
+              <w:t>+ correct goal difference</w:t>
+            </w:r>
+            <w:r>
+              <w:rPr>
+                <w:i/>
+                <w:iCs/>
+                <w:color w:val="607080"/>
+                <w:sz w:val="18"/>
+                <w:szCs w:val="18"/>
+              </w:rPr>
+              <w:t xml:space="preserve"> (does not apply to draws)</w:t>
+            </w:r>
+          </w:p>
+        </w:tc>
+        <w:tc>
+          <w:tcPr>
+            <w:tcW w:w="3000" w:type="dxa"/>
+            <w:tcBorders>
+              <w:top w:val="single" w:sz="1" w:space="0" w:color="CCCCCC"/>
+              <w:left w:val="single" w:sz="1" w:space="0" w:color="CCCCCC"/>
+              <w:bottom w:val="single" w:sz="1" w:space="0" w:color="CCCCCC"/>
+              <w:right w:val="single" w:sz="1" w:space="0" w:color="CCCCCC"/>
+            </w:tcBorders>
+            <w:shd w:val="clear" w:color="auto" w:fill="FFFFFF"/>
+            <w:tcMar>
+              <w:top w:w="100" w:type="dxa"/>
+              <w:left w:w="150" w:type="dxa"/>
+              <w:bottom w:w="100" w:type="dxa"/>
+              <w:right w:w="150" w:type="dxa"/>
+            </w:tcMar>
+            <w:vAlign w:val="center"/>
+          </w:tcPr>
+          <w:p>
+            <w:pPr>
+              <w:jc w:val="center"/>
+              <w:rPr>
+                <w:b/>
+                <w:bCs/>
+                <w:color w:val="1E6B3C"/>
+              </w:rPr>
             </w:pPr>
             <w:r>
               <w:rPr>
@@ -1309,10 +1381,7 @@
               <w:t>🎯</w:t>
             </w:r>
             <w:r>
-              <w:t xml:space="preserve"> Correct</w:t>
-            </w:r>
-            <w:r>
-              <w:t xml:space="preserve"> exact score</w:t>
+              <w:t xml:space="preserve"> Correct exact score</w:t>
             </w:r>
           </w:p>
         </w:tc>
@@ -1376,10 +1445,7 @@
               <w:t>👟</w:t>
             </w:r>
             <w:r>
-              <w:t xml:space="preserve"> Correct</w:t>
-            </w:r>
-            <w:r>
-              <w:t xml:space="preserve"> goal scorer (per goal scored)</w:t>
+              <w:t xml:space="preserve"> Correct goal scorer (per goal scored)</w:t>
             </w:r>
           </w:p>
         </w:tc>
@@ -1437,13 +1503,7 @@
           </w:tcPr>
           <w:p>
             <w:r>
-              <w:t>🏟</w:t>
-            </w:r>
-            <w:r>
-              <w:t>️ pre-tournament</w:t>
-            </w:r>
-            <w:r>
-              <w:t xml:space="preserve"> finalist team (each)</w:t>
+              <w:t>🏟️ pre-tournament finalist team (each)</w:t>
             </w:r>
           </w:p>
         </w:tc>
@@ -1507,10 +1567,7 @@
               <w:t>🥇</w:t>
             </w:r>
             <w:r>
-              <w:t xml:space="preserve"> pre-tournament</w:t>
-            </w:r>
-            <w:r>
-              <w:t xml:space="preserve"> winner</w:t>
+              <w:t xml:space="preserve"> pre-tournament winner</w:t>
             </w:r>
           </w:p>
         </w:tc>
@@ -1574,10 +1631,7 @@
               <w:t>👟</w:t>
             </w:r>
             <w:r>
-              <w:t xml:space="preserve"> pre-tournament</w:t>
-            </w:r>
-            <w:r>
-              <w:t xml:space="preserve"> top scorer (Golden Boot)</w:t>
+              <w:t xml:space="preserve"> pre-tournament top scorer (Golden Boot)</w:t>
             </w:r>
           </w:p>
         </w:tc>

--- a/World Cup Betting Matrix.docx
+++ b/World Cup Betting Matrix.docx
@@ -1011,13 +1011,13 @@
         <w:tblLook w:val="04A0" w:firstRow="1" w:lastRow="0" w:firstColumn="1" w:lastColumn="0" w:noHBand="0" w:noVBand="1"/>
       </w:tblPr>
       <w:tblGrid>
-        <w:gridCol w:w="6360"/>
-        <w:gridCol w:w="3000"/>
+        <w:gridCol w:w="6662"/>
+        <w:gridCol w:w="2698"/>
       </w:tblGrid>
       <w:tr>
         <w:tc>
           <w:tcPr>
-            <w:tcW w:w="6360" w:type="dxa"/>
+            <w:tcW w:w="6662" w:type="dxa"/>
             <w:tcBorders>
               <w:top w:val="single" w:sz="1" w:space="0" w:color="CCCCCC"/>
               <w:left w:val="single" w:sz="1" w:space="0" w:color="CCCCCC"/>
@@ -1066,7 +1066,7 @@
         </w:tc>
         <w:tc>
           <w:tcPr>
-            <w:tcW w:w="3000" w:type="dxa"/>
+            <w:tcW w:w="2698" w:type="dxa"/>
             <w:tcBorders>
               <w:top w:val="single" w:sz="1" w:space="0" w:color="CCCCCC"/>
               <w:left w:val="single" w:sz="1" w:space="0" w:color="CCCCCC"/>
@@ -1117,7 +1117,7 @@
       <w:tr>
         <w:tc>
           <w:tcPr>
-            <w:tcW w:w="6360" w:type="dxa"/>
+            <w:tcW w:w="6662" w:type="dxa"/>
             <w:tcBorders>
               <w:top w:val="single" w:sz="1" w:space="0" w:color="CCCCCC"/>
               <w:left w:val="single" w:sz="1" w:space="0" w:color="CCCCCC"/>
@@ -1150,7 +1150,7 @@
         </w:tc>
         <w:tc>
           <w:tcPr>
-            <w:tcW w:w="3000" w:type="dxa"/>
+            <w:tcW w:w="2698" w:type="dxa"/>
             <w:tcBorders>
               <w:top w:val="single" w:sz="1" w:space="0" w:color="CCCCCC"/>
               <w:left w:val="single" w:sz="1" w:space="0" w:color="CCCCCC"/>
@@ -1184,7 +1184,7 @@
       <w:tr>
         <w:tc>
           <w:tcPr>
-            <w:tcW w:w="6360" w:type="dxa"/>
+            <w:tcW w:w="6662" w:type="dxa"/>
             <w:tcBorders>
               <w:top w:val="single" w:sz="1" w:space="0" w:color="CCCCCC"/>
               <w:left w:val="single" w:sz="1" w:space="0" w:color="CCCCCC"/>
@@ -1232,7 +1232,7 @@
         </w:tc>
         <w:tc>
           <w:tcPr>
-            <w:tcW w:w="3000" w:type="dxa"/>
+            <w:tcW w:w="2698" w:type="dxa"/>
             <w:tcBorders>
               <w:top w:val="single" w:sz="1" w:space="0" w:color="CCCCCC"/>
               <w:left w:val="single" w:sz="1" w:space="0" w:color="CCCCCC"/>
@@ -1266,7 +1266,7 @@
       <w:tr>
         <w:tc>
           <w:tcPr>
-            <w:tcW w:w="6360" w:type="dxa"/>
+            <w:tcW w:w="6662" w:type="dxa"/>
             <w:tcBorders>
               <w:top w:val="single" w:sz="1" w:space="0" w:color="CCCCCC"/>
               <w:left w:val="single" w:sz="1" w:space="0" w:color="CCCCCC"/>
@@ -1318,7 +1318,7 @@
         </w:tc>
         <w:tc>
           <w:tcPr>
-            <w:tcW w:w="3000" w:type="dxa"/>
+            <w:tcW w:w="2698" w:type="dxa"/>
             <w:tcBorders>
               <w:top w:val="single" w:sz="1" w:space="0" w:color="CCCCCC"/>
               <w:left w:val="single" w:sz="1" w:space="0" w:color="CCCCCC"/>
@@ -1357,7 +1357,7 @@
       <w:tr>
         <w:tc>
           <w:tcPr>
-            <w:tcW w:w="6360" w:type="dxa"/>
+            <w:tcW w:w="6662" w:type="dxa"/>
             <w:tcBorders>
               <w:top w:val="single" w:sz="1" w:space="0" w:color="CCCCCC"/>
               <w:left w:val="single" w:sz="1" w:space="0" w:color="CCCCCC"/>
@@ -1387,7 +1387,7 @@
         </w:tc>
         <w:tc>
           <w:tcPr>
-            <w:tcW w:w="3000" w:type="dxa"/>
+            <w:tcW w:w="2698" w:type="dxa"/>
             <w:tcBorders>
               <w:top w:val="single" w:sz="1" w:space="0" w:color="CCCCCC"/>
               <w:left w:val="single" w:sz="1" w:space="0" w:color="CCCCCC"/>
@@ -1421,7 +1421,7 @@
       <w:tr>
         <w:tc>
           <w:tcPr>
-            <w:tcW w:w="6360" w:type="dxa"/>
+            <w:tcW w:w="6662" w:type="dxa"/>
             <w:tcBorders>
               <w:top w:val="single" w:sz="1" w:space="0" w:color="CCCCCC"/>
               <w:left w:val="single" w:sz="1" w:space="0" w:color="CCCCCC"/>
@@ -1451,7 +1451,7 @@
         </w:tc>
         <w:tc>
           <w:tcPr>
-            <w:tcW w:w="3000" w:type="dxa"/>
+            <w:tcW w:w="2698" w:type="dxa"/>
             <w:tcBorders>
               <w:top w:val="single" w:sz="1" w:space="0" w:color="CCCCCC"/>
               <w:left w:val="single" w:sz="1" w:space="0" w:color="CCCCCC"/>
@@ -1485,7 +1485,7 @@
       <w:tr>
         <w:tc>
           <w:tcPr>
-            <w:tcW w:w="6360" w:type="dxa"/>
+            <w:tcW w:w="6662" w:type="dxa"/>
             <w:tcBorders>
               <w:top w:val="single" w:sz="1" w:space="0" w:color="CCCCCC"/>
               <w:left w:val="single" w:sz="1" w:space="0" w:color="CCCCCC"/>
@@ -1505,11 +1505,14 @@
             <w:r>
               <w:t>🏟️ pre-tournament finalist team (each)</w:t>
             </w:r>
-          </w:p>
-        </w:tc>
-        <w:tc>
-          <w:tcPr>
-            <w:tcW w:w="3000" w:type="dxa"/>
+            <w:r>
+              <w:t xml:space="preserve"> + 10 bonus points if both good</w:t>
+            </w:r>
+          </w:p>
+        </w:tc>
+        <w:tc>
+          <w:tcPr>
+            <w:tcW w:w="2698" w:type="dxa"/>
             <w:tcBorders>
               <w:top w:val="single" w:sz="1" w:space="0" w:color="CCCCCC"/>
               <w:left w:val="single" w:sz="1" w:space="0" w:color="CCCCCC"/>
@@ -1543,7 +1546,7 @@
       <w:tr>
         <w:tc>
           <w:tcPr>
-            <w:tcW w:w="6360" w:type="dxa"/>
+            <w:tcW w:w="6662" w:type="dxa"/>
             <w:tcBorders>
               <w:top w:val="single" w:sz="1" w:space="0" w:color="CCCCCC"/>
               <w:left w:val="single" w:sz="1" w:space="0" w:color="CCCCCC"/>
@@ -1573,7 +1576,7 @@
         </w:tc>
         <w:tc>
           <w:tcPr>
-            <w:tcW w:w="3000" w:type="dxa"/>
+            <w:tcW w:w="2698" w:type="dxa"/>
             <w:tcBorders>
               <w:top w:val="single" w:sz="1" w:space="0" w:color="CCCCCC"/>
               <w:left w:val="single" w:sz="1" w:space="0" w:color="CCCCCC"/>
@@ -1607,7 +1610,7 @@
       <w:tr>
         <w:tc>
           <w:tcPr>
-            <w:tcW w:w="6360" w:type="dxa"/>
+            <w:tcW w:w="6662" w:type="dxa"/>
             <w:tcBorders>
               <w:top w:val="single" w:sz="1" w:space="0" w:color="CCCCCC"/>
               <w:left w:val="single" w:sz="1" w:space="0" w:color="CCCCCC"/>
@@ -1637,7 +1640,7 @@
         </w:tc>
         <w:tc>
           <w:tcPr>
-            <w:tcW w:w="3000" w:type="dxa"/>
+            <w:tcW w:w="2698" w:type="dxa"/>
             <w:tcBorders>
               <w:top w:val="single" w:sz="1" w:space="0" w:color="CCCCCC"/>
               <w:left w:val="single" w:sz="1" w:space="0" w:color="CCCCCC"/>
@@ -2788,10 +2791,7 @@
               <w:t xml:space="preserve">Team A 1 – Team B </w:t>
             </w:r>
             <w:r>
-              <w:t>1 | Scorers</w:t>
-            </w:r>
-            <w:r>
-              <w:t>: Patrick, John</w:t>
+              <w:t>1</w:t>
             </w:r>
           </w:p>
           <w:p>
@@ -2827,10 +2827,7 @@
               <w:t xml:space="preserve">Team A 2 – Team B </w:t>
             </w:r>
             <w:r>
-              <w:t>2 | John</w:t>
-            </w:r>
-            <w:r>
-              <w:t xml:space="preserve"> scores twice</w:t>
+              <w:t xml:space="preserve">2 </w:t>
             </w:r>
           </w:p>
           <w:p>
@@ -2891,59 +2888,6 @@
               <w:spacing w:before="20" w:after="20"/>
             </w:pPr>
             <w:r>
-              <w:t xml:space="preserve">   </w:t>
-            </w:r>
-            <w:r>
-              <w:rPr>
-                <w:rFonts w:ascii="Segoe UI Emoji" w:hAnsi="Segoe UI Emoji" w:cs="Segoe UI Emoji"/>
-              </w:rPr>
-              <w:t>👟</w:t>
-            </w:r>
-            <w:r>
-              <w:t xml:space="preserve"> John</w:t>
-            </w:r>
-            <w:r>
-              <w:t xml:space="preserve"> scored twice   →   4 × 2 = 8 pts</w:t>
-            </w:r>
-          </w:p>
-          <w:p>
-            <w:pPr>
-              <w:spacing w:before="20" w:after="20"/>
-            </w:pPr>
-            <w:r>
-              <w:rPr>
-                <w:color w:val="607080"/>
-              </w:rPr>
-              <w:t xml:space="preserve">   </w:t>
-            </w:r>
-            <w:r>
-              <w:rPr>
-                <w:rFonts w:ascii="Segoe UI Emoji" w:hAnsi="Segoe UI Emoji" w:cs="Segoe UI Emoji"/>
-                <w:color w:val="607080"/>
-              </w:rPr>
-              <w:t>❌</w:t>
-            </w:r>
-            <w:r>
-              <w:rPr>
-                <w:color w:val="607080"/>
-              </w:rPr>
-              <w:t xml:space="preserve"> Patrick</w:t>
-            </w:r>
-            <w:r>
-              <w:rPr>
-                <w:color w:val="607080"/>
-              </w:rPr>
-              <w:t xml:space="preserve"> didn't score   →   0 pts</w:t>
-            </w:r>
-          </w:p>
-          <w:p>
-            <w:pPr>
-              <w:pBdr>
-                <w:top w:val="single" w:sz="4" w:space="0" w:color="1F5C99"/>
-              </w:pBdr>
-              <w:spacing w:before="80" w:after="40"/>
-            </w:pPr>
-            <w:r>
               <w:rPr>
                 <w:rFonts w:ascii="Segoe UI Emoji" w:hAnsi="Segoe UI Emoji" w:cs="Segoe UI Emoji"/>
                 <w:b/>
@@ -2996,7 +2940,7 @@
                 <w:sz w:val="22"/>
                 <w:szCs w:val="22"/>
               </w:rPr>
-              <w:t>1.0 = 11</w:t>
+              <w:t>1 = 11</w:t>
             </w:r>
             <w:r>
               <w:rPr>

--- a/World Cup Betting Matrix.docx
+++ b/World Cup Betting Matrix.docx
@@ -2490,6 +2490,137 @@
                 <w:szCs w:val="18"/>
               </w:rPr>
               <w:t>20 pts</w:t>
+            </w:r>
+          </w:p>
+        </w:tc>
+      </w:tr>
+      <w:tr>
+        <w:tc>
+          <w:tcPr>
+            <w:tcW w:w="5360" w:type="dxa"/>
+            <w:tcBorders>
+              <w:top w:val="single" w:sz="1" w:space="0" w:color="CCCCCC"/>
+              <w:left w:val="single" w:sz="1" w:space="0" w:color="CCCCCC"/>
+              <w:bottom w:val="single" w:sz="1" w:space="0" w:color="CCCCCC"/>
+              <w:right w:val="single" w:sz="1" w:space="0" w:color="CCCCCC"/>
+            </w:tcBorders>
+            <w:shd w:val="clear" w:color="auto" w:fill="F4F7FB"/>
+            <w:tcMar>
+              <w:top w:w="100" w:type="dxa"/>
+              <w:left w:w="150" w:type="dxa"/>
+              <w:bottom w:w="100" w:type="dxa"/>
+              <w:right w:w="150" w:type="dxa"/>
+            </w:tcMar>
+            <w:vAlign w:val="center"/>
+          </w:tcPr>
+          <w:p>
+            <w:pPr>
+              <w:rPr>
+                <w:rFonts w:ascii="Segoe UI Emoji" w:hAnsi="Segoe UI Emoji" w:cs="Segoe UI Emoji"/>
+              </w:rPr>
+            </w:pPr>
+            <w:r>
+              <w:rPr>
+                <w:rFonts w:ascii="Segoe UI Emoji" w:hAnsi="Segoe UI Emoji" w:cs="Segoe UI Emoji"/>
+              </w:rPr>
+              <w:t>🔴</w:t>
+            </w:r>
+            <w:r>
+              <w:t xml:space="preserve"> </w:t>
+            </w:r>
+            <w:r>
+              <w:t>3</w:t>
+            </w:r>
+            <w:r>
+              <w:rPr>
+                <w:vertAlign w:val="superscript"/>
+              </w:rPr>
+              <w:t>rd</w:t>
+            </w:r>
+            <w:r>
+              <w:t xml:space="preserve"> Place Game</w:t>
+            </w:r>
+          </w:p>
+        </w:tc>
+        <w:tc>
+          <w:tcPr>
+            <w:tcW w:w="2000" w:type="dxa"/>
+            <w:tcBorders>
+              <w:top w:val="single" w:sz="1" w:space="0" w:color="CCCCCC"/>
+              <w:left w:val="single" w:sz="1" w:space="0" w:color="CCCCCC"/>
+              <w:bottom w:val="single" w:sz="1" w:space="0" w:color="CCCCCC"/>
+              <w:right w:val="single" w:sz="1" w:space="0" w:color="CCCCCC"/>
+            </w:tcBorders>
+            <w:shd w:val="clear" w:color="auto" w:fill="F4F7FB"/>
+            <w:tcMar>
+              <w:top w:w="100" w:type="dxa"/>
+              <w:left w:w="150" w:type="dxa"/>
+              <w:bottom w:w="100" w:type="dxa"/>
+              <w:right w:w="150" w:type="dxa"/>
+            </w:tcMar>
+            <w:vAlign w:val="center"/>
+          </w:tcPr>
+          <w:p>
+            <w:pPr>
+              <w:jc w:val="center"/>
+              <w:rPr>
+                <w:b/>
+                <w:bCs/>
+                <w:color w:val="9B2335"/>
+              </w:rPr>
+            </w:pPr>
+            <w:r>
+              <w:rPr>
+                <w:b/>
+                <w:bCs/>
+                <w:color w:val="9B2335"/>
+              </w:rPr>
+              <w:t>× 2.</w:t>
+            </w:r>
+            <w:r>
+              <w:rPr>
+                <w:b/>
+                <w:bCs/>
+                <w:color w:val="9B2335"/>
+              </w:rPr>
+              <w:t>5</w:t>
+            </w:r>
+          </w:p>
+        </w:tc>
+        <w:tc>
+          <w:tcPr>
+            <w:tcW w:w="2000" w:type="dxa"/>
+            <w:tcBorders>
+              <w:top w:val="single" w:sz="1" w:space="0" w:color="CCCCCC"/>
+              <w:left w:val="single" w:sz="1" w:space="0" w:color="CCCCCC"/>
+              <w:bottom w:val="single" w:sz="1" w:space="0" w:color="CCCCCC"/>
+              <w:right w:val="single" w:sz="1" w:space="0" w:color="CCCCCC"/>
+            </w:tcBorders>
+            <w:shd w:val="clear" w:color="auto" w:fill="F4F7FB"/>
+            <w:tcMar>
+              <w:top w:w="100" w:type="dxa"/>
+              <w:left w:w="150" w:type="dxa"/>
+              <w:bottom w:w="100" w:type="dxa"/>
+              <w:right w:w="150" w:type="dxa"/>
+            </w:tcMar>
+            <w:vAlign w:val="center"/>
+          </w:tcPr>
+          <w:p>
+            <w:pPr>
+              <w:jc w:val="center"/>
+              <w:rPr>
+                <w:color w:val="607080"/>
+                <w:sz w:val="18"/>
+                <w:szCs w:val="18"/>
+              </w:rPr>
+            </w:pPr>
+            <w:r>
+              <w:rPr>
+                <w:color w:val="607080"/>
+                <w:sz w:val="18"/>
+                <w:szCs w:val="18"/>
+              </w:rPr>
+              <w:t>25 pts</w:t>
             </w:r>
           </w:p>
         </w:tc>
